--- a/KHBD_Tin_học/Lớp_3/Tuần_24/KHBD_Tin_hoc_Lớp_3_Tiet23_Bai_10_Bao_ve_thong_tin_khi_dung_may_tinh.docx
+++ b/KHBD_Tin_học/Lớp_3/Tuần_24/KHBD_Tin_hoc_Lớp_3_Tiet23_Bai_10_Bao_ve_thong_tin_khi_dung_may_tinh.docx
@@ -424,18 +424,29 @@
     </w:p>
     <w:p>
       <w:pPr>
-        <w:spacing w:line="319" w:lineRule="auto" w:after="60" w:before="0"/>
-        <w:ind w:firstLine="0" w:left="850"/>
+        <w:spacing w:line="276" w:lineRule="auto" w:after="0" w:before="0"/>
+        <w:ind w:left="850" w:firstLine="0"/>
         <w:jc w:val="both"/>
       </w:pPr>
       <w:r>
         <w:rPr>
-          <w:rFonts w:ascii="Times New Roman" w:hAnsi="Times New Roman" w:eastAsia="Times New Roman"/>
-          <w:b w:val="0"/>
-          <w:i w:val="0"/>
+          <w:rFonts w:ascii="Times New Roman" w:hAnsi="Times New Roman" w:cs="Times New Roman"/>
           <w:sz w:val="26"/>
         </w:rPr>
-        <w:t>- Miền V. Giải quyết vấn đề (thành tố 5.3. Sử dụng sáng tạo công nghệ số – Bậc 1): Sử dụng công cụ số để giải quyết vấn đề đơn giản trong bài học. (Đạt được thông qua Hoạt động 2, Hoạt động 3)</w:t>
+        <w:t>- 4.2.CB1a: Lựa chọn được những cách thức đơn giản để bảo vệ dữ liệu cá nhân và quyền riêng tư trong môi trường số. (Nhận biết các nguy cơ mất an toàn thông tin và bảo vệ dữ liệu cá nhân trên môi trường số). (Đạt được thông qua Hoạt động 2, Hoạt động 3)</w:t>
+      </w:r>
+    </w:p>
+    <w:p>
+      <w:pPr>
+        <w:spacing w:after="0" w:line="276" w:lineRule="auto"/>
+        <w:ind w:left="850" w:firstLine="0"/>
+      </w:pPr>
+      <w:r>
+        <w:rPr>
+          <w:rFonts w:ascii="Times New Roman" w:hAnsi="Times New Roman" w:cs="Times New Roman"/>
+          <w:sz w:val="26"/>
+        </w:rPr>
+        <w:t>- 4.1.CB1a: Nhận biết được cách bảo vệ thiết bị và nội dung số một cách đơn giản. (Tuân thủ các biện pháp bảo vệ thiết bị và phòng tránh phần mềm độc hại). (Đạt được thông qua Hoạt động 4)</w:t>
       </w:r>
     </w:p>
     <w:p>
